--- a/rapports/16_02_2026/GNING/coh_EQ32_sup_132101000007.docx
+++ b/rapports/16_02_2026/GNING/coh_EQ32_sup_132101000007.docx
@@ -25,7 +25,7 @@
         <w:br/>
         <w:t>Grappe: 132101000007</w:t>
         <w:br/>
-        <w:t>Date: 16/02/2026 a 12:41</w:t>
+        <w:t>Date: 16/02/2026 a 12:58</w:t>
       </w:r>
     </w:p>
     <w:p/>
@@ -7880,15 +7880,15 @@
         <w:rPr>
           <w:sz w:val="20"/>
         </w:rPr>
-        <w:t xml:space="preserve">- La main d'oeuvre familiale pour BOUBACAR TOURE ayant travaillé dans cette entreprise marchandises aucours des 12 derniers mois n'est pas renseigner. Prière de reneigner toutes les informations qui lui concerne. </w:t>
+        <w:t xml:space="preserve">- La main d'oeuvre familiale pour FATOUMATA TOURE ayant travaillé dans cette entreprise marchandises aucours des 12 derniers mois n'est pas renseigner. Prière de reneigner toutes les informations qui lui concerne. La main d'oeuvre sariale de FATOUMATA TOURE ayant travaillé dans cette entreprise marchandises aucours des 30 derniers jours n'est pas renseigner. Prière de reneigner toutes les informations qui lui concerne. </w:t>
         <w:br/>
-        <w:t xml:space="preserve">- La main d'oeuvre familiale pour FATOU DIALLO ayant travaillé dans cette entreprise Il vend de la viande aucours des 12 derniers mois n'est pas renseigner. Prière de reneigner toutes les informations qui lui concerne. </w:t>
+        <w:t xml:space="preserve">- La main d'oeuvre familiale pour MOUSSA BALDE ayant travaillé dans cette entreprise Il vend de la viande aucours des 12 derniers mois n'est pas renseigner. Prière de reneigner toutes les informations qui lui concerne. La main d'oeuvre sariale de MOUSSA BALDE ayant travaillé dans cette entreprise Il vend de la viande aucours des 30 derniers jours n'est pas renseigner. Prière de reneigner toutes les informations qui lui concerne. </w:t>
         <w:br/>
         <w:t>- Le montant obtenus sur les services rendus par l'entreprise elle vend a manger au cours des 30 derniers jours ou durant le dernier mois où l'entreprise a fonctionné n'a pas été renseigné, prière de mettre de 0 si l'entreprise n'a pas rendu de service. Prière de renseigner les montants dans les champs (s10q46 s10q47 s10q48 s10q49 s10q50 s10q51 s10q52 s10q53 s10q54 s10q55 s10q56 s10q57), mettre 0 si l'entreprise elle vend a manger n'a pas effectué des dépenses ou faire des reventes des marchandises ou des produits ou rendre de service.</w:t>
         <w:br/>
-        <w:t xml:space="preserve">- Les informations sur ces entrepises non agricole manquent, prière de les renseigner. Le montant obtenus sur les services rendus par l'entreprise ##N/A## au cours des 30 derniers jours ou durant le dernier mois où l'entreprise a fonctionné n'a pas été renseigné, prière de mettre de 0 si l'entreprise n'a pas rendu de service. Prière de renseigner les montants dans les champs (s10q46 s10q47 s10q48 s10q49 s10q50 s10q51 s10q52 s10q53 s10q54 s10q55 s10q56 s10q57), mettre 0 si l'entreprise ##N/A## n'a pas effectué des dépenses ou faire des reventes des marchandises ou des produits ou rendre de service.Cette entreprise ##N/A## dit avoir obtenu une valeur sur les marchandises vendu en etat, les marchandises vendu après transformation et les services rendus. Prière de corriger. Cette entreprise ##N/A## dit avoir obtenu une valeur sur les marchandises vendu en etat et les marchandises vendu après transformation. La main d'oeuvre familiale pour PASCAL SENE ayant travaillé dans cette entreprise ##N/A## aucours des 12 derniers mois n'est pas renseigner. Prière de reneigner toutes les informations qui lui concerne. La main d'oeuvre sariale de PASCAL SENE ayant travaillé dans cette entreprise ##N/A## aucours des 30 derniers jours n'est pas renseigner. Prière de reneigner toutes les informations qui lui concerne. </w:t>
+        <w:t xml:space="preserve">- Les informations sur ces entrepises non agricole manquent, prière de les renseigner. Le montant obtenus sur les services rendus par l'entreprise ##N/A## au cours des 30 derniers jours ou durant le dernier mois où l'entreprise a fonctionné n'a pas été renseigné, prière de mettre de 0 si l'entreprise n'a pas rendu de service. Prière de renseigner les montants dans les champs (s10q46 s10q47 s10q48 s10q49 s10q50 s10q51 s10q52 s10q53 s10q54 s10q55 s10q56 s10q57), mettre 0 si l'entreprise ##N/A## n'a pas effectué des dépenses ou faire des reventes des marchandises ou des produits ou rendre de service.Cette entreprise ##N/A## dit avoir obtenu une valeur sur les marchandises vendu en etat, les marchandises vendu après transformation et les services rendus. Prière de corriger. Cette entreprise ##N/A## dit avoir obtenu une valeur sur les marchandises vendu en etat et les marchandises vendu après transformation. La main d'oeuvre familiale pour COUMBA DIALLO ayant travaillé dans cette entreprise ##N/A## aucours des 12 derniers mois n'est pas renseigner. Prière de reneigner toutes les informations qui lui concerne. La main d'oeuvre sariale de COUMBA DIALLO ayant travaillé dans cette entreprise ##N/A## aucours des 30 derniers jours n'est pas renseigner. Prière de reneigner toutes les informations qui lui concerne. </w:t>
         <w:br/>
-        <w:t>- Les informations sur ces entrepises non agricole manquent, prière de les renseigner. Le montant obtenus sur les services rendus par l'entreprise ##N/A## au cours des 30 derniers jours ou durant le dernier mois où l'entreprise a fonctionné n'a pas été renseigné, prière de mettre de 0 si l'entreprise n'a pas rendu de service. Prière de renseigner les montants dans les champs (s10q46 s10q47 s10q48 s10q49 s10q50 s10q51 s10q52 s10q53 s10q54 s10q55 s10q56 s10q57), mettre 0 si l'entreprise ##N/A## n'a pas effectué des dépenses ou faire des reventes des marchandises ou des produits ou rendre de service.Cette entreprise ##N/A## dit avoir obtenu une valeur sur les marchandises vendu en etat, les marchandises vendu après transformation et les services rendus. Prière de corriger. Cette entreprise ##N/A## dit avoir obtenu une valeur sur les marchandises vendu en etat et les marchandises vendu après transformation. La main d'oeuvre familiale pour THOMAS BENDIA ayant travaillé dans cette entreprise ##N/A## aucours des 12 derniers mois n'est pas renseigner. Prière de reneigner toutes les informations qui lui concerne. La main d'oeuvre sariale de THOMAS BENDIA ayant travaillé dans cette entreprise ##N/A## aucours des 30 derniers jours n'est pas renseigner. Prière de reneigner toutes les informations qui lui concerne.</w:t>
+        <w:t>- Les informations sur ces entrepises non agricole manquent, prière de les renseigner. Le montant obtenus sur les services rendus par l'entreprise ##N/A## au cours des 30 derniers jours ou durant le dernier mois où l'entreprise a fonctionné n'a pas été renseigné, prière de mettre de 0 si l'entreprise n'a pas rendu de service. Prière de renseigner les montants dans les champs (s10q46 s10q47 s10q48 s10q49 s10q50 s10q51 s10q52 s10q53 s10q54 s10q55 s10q56 s10q57), mettre 0 si l'entreprise ##N/A## n'a pas effectué des dépenses ou faire des reventes des marchandises ou des produits ou rendre de service.Cette entreprise ##N/A## dit avoir obtenu une valeur sur les marchandises vendu en etat, les marchandises vendu après transformation et les services rendus. Prière de corriger. Cette entreprise ##N/A## dit avoir obtenu une valeur sur les marchandises vendu en etat et les marchandises vendu après transformation. La main d'oeuvre familiale pour DIAMY DIALLO ayant travaillé dans cette entreprise ##N/A## aucours des 12 derniers mois n'est pas renseigner. Prière de reneigner toutes les informations qui lui concerne. La main d'oeuvre sariale de DIAMY DIALLO ayant travaillé dans cette entreprise ##N/A## aucours des 30 derniers jours n'est pas renseigner. Prière de reneigner toutes les informations qui lui concerne.</w:t>
       </w:r>
     </w:p>
     <w:p>

--- a/rapports/16_02_2026/GNING/coh_EQ32_sup_132101000007.docx
+++ b/rapports/16_02_2026/GNING/coh_EQ32_sup_132101000007.docx
@@ -25,7 +25,7 @@
         <w:br/>
         <w:t>Grappe: 132101000007</w:t>
         <w:br/>
-        <w:t>Date: 16/02/2026 a 12:58</w:t>
+        <w:t>Date: 16/02/2026 a 13:05</w:t>
       </w:r>
     </w:p>
     <w:p/>
@@ -119,7 +119,7 @@
           </w:tcPr>
           <w:p>
             <w:r>
-              <w:t>30</w:t>
+              <w:t>28</w:t>
             </w:r>
           </w:p>
         </w:tc>
@@ -507,7 +507,7 @@
           </w:tcPr>
           <w:p>
             <w:r>
-              <w:t>7</w:t>
+              <w:t>6</w:t>
             </w:r>
           </w:p>
         </w:tc>
@@ -1025,7 +1025,7 @@
         <w:rPr>
           <w:sz w:val="20"/>
         </w:rPr>
-        <w:t>- Attention ! Le prix unitaire d'achat (300 Fcfa) de Lait caillé en Sachets (Petit) est relativement élevé par rapport aux autres prix observés dans cette zone. Prière de corriger ou de confirmer avec le QG. Attention ! Le prix unitaire d'achat (700 Fcfa) de Oignon frais en Kg (taille unique) est relativement élevé par rapport aux autres prix observés dans cette zone. Prière de corriger ou de confirmer avec le QG. Avertissement!! le prix unitaire (900 Fcfa) de Thé en sachet (unité: Paquet) de taille Moyen est très faible ou élevé. Prière de corriger ou de confirmer avec le QG. Avertissement!!! Le ménage a consommé 14 Cuillère Petit de Chocolat pâte à tartiner, cette quantité semble anormale pour une consommation des 7 derniers jours.Prière de corriger ou de confirmer avec le QG. Avertissement!!! Le ménage a consommé 15 Sachets Petit de Sucre en poudre , cette quantité semble anormale pour une consommation des 7 derniers jours.Prière de corriger ou de confirmer avec le QG. Avertissement!!!Le ménage a consommé 100 Sachets de Petit de Sel  ce qui semble incoherent pour une consommation aucours des 7 derniers jours, prière de verifier et corriger. Avertissement!!! Le ménage a consommé 100 Sachets Petit de Sel, cette quantité semble anormale pour une consommation des 7 derniers jours.Prière de corriger ou de confirmer avec le QG. Le prix d'achat unitaire (1 Fcfa) de Sel en Sachets de taille Petit  est invraisemblable, prière de regarder les reponses prises dans les questions s07bq07a s07bq07b s07bq07c s07bq08 pour mieux corriger. Attention ! Le prix unitaire d'achat (1 Fcfa) de Sel en Sachets (Petit) est relativement faible par rapport aux autres prix observés dans cette zone. Prière de corriger ou de confirmer avec le QG. Avertissement!!!Le ménage a consommé 49 Pièce de Petit de Caramel, bonbons, confiseries, etc.  ce qui semble incoherent pour une consommation aucours des 7 derniers jours, prière de verifier et corriger. Avertissement!!! Le ménage a consommé 49 Pièce Petit de Caramel, bonbons, confiseries, etc., cette quantité semble anormale pour une consommation des 7 derniers jours.Prière de corriger ou de confirmer avec le QG. Incohérence!! Dans ce ménage, chaque individus consomme par jour 15.90099 Kg  de cereale; Prière de revoir les quantités prises de ces produits. Incohérence!! Dans ce ménage, chaque individus consomme par jour 15.90099 Kg  de cereale; Prière de revoir les quantités prises de ces produits. Incohérence!! Dans ce ménage, chaque individus consomme par jour 15.90099 Kg  de cereale; Prière de revoir les quantités prises de ces produits. Attention ! Le prix unitaire d'achat (250 Fcfa) de Maïs en grain en Kg (taille unique) est relativement faible par rapport aux autres prix observés dans cette zone. Prière de corriger ou de confirmer avec le QG.</w:t>
+        <w:t>- Attention ! Le prix unitaire d'achat (300 Fcfa) de Lait caillé en Sachets (Petit) est relativement élevé par rapport aux autres prix observés dans cette zone. Prière de corriger ou de confirmer avec le QG. Attention ! Le prix unitaire d'achat (400 Fcfa) de Boissons énergisantes (cody's, 3X, rinho, doppel, okalamar, etc.) en Bouteille 33cl (taille unique) est relativement faible par rapport aux autres prix observés dans cette zone. Prière de corriger ou de confirmer avec le QG. Attention ! Le prix unitaire d'achat (50 Fcfa) de Ail en Gousse (Petit) est relativement faible par rapport aux autres prix observés dans cette zone. Prière de corriger ou de confirmer avec le QG. Attention ! Le prix unitaire d'achat (700 Fcfa) de Oignon frais en Kg (taille unique) est relativement élevé par rapport aux autres prix observés dans cette zone. Prière de corriger ou de confirmer avec le QG. Avertissement!! le prix unitaire (900 Fcfa) de Thé en sachet (unité: Paquet) de taille Moyen est très faible ou élevé. Prière de corriger ou de confirmer avec le QG. Avertissement!!! Le ménage a consommé 14 Cuillère Petit de Chocolat pâte à tartiner, cette quantité semble anormale pour une consommation des 7 derniers jours.Prière de corriger ou de confirmer avec le QG. Avertissement!!! Le ménage a consommé 15 Sachets Petit de Sucre en poudre , cette quantité semble anormale pour une consommation des 7 derniers jours.Prière de corriger ou de confirmer avec le QG. Avertissement!!!Le ménage a consommé 100 Sachets de Petit de Sel  ce qui semble incoherent pour une consommation aucours des 7 derniers jours, prière de verifier et corriger. Avertissement!!! Le ménage a consommé 100 Sachets Petit de Sel, cette quantité semble anormale pour une consommation des 7 derniers jours.Prière de corriger ou de confirmer avec le QG. Le prix d'achat unitaire (1 Fcfa) de Sel en Sachets de taille Petit  est invraisemblable, prière de regarder les reponses prises dans les questions s07bq07a s07bq07b s07bq07c s07bq08 pour mieux corriger. Attention ! Le prix unitaire d'achat (1 Fcfa) de Sel en Sachets (Petit) est relativement faible par rapport aux autres prix observés dans cette zone. Prière de corriger ou de confirmer avec le QG. Avertissement!!!Le ménage a consommé 49 Pièce de Petit de Caramel, bonbons, confiseries, etc.  ce qui semble incoherent pour une consommation aucours des 7 derniers jours, prière de verifier et corriger. Avertissement!!! Le ménage a consommé 49 Pièce Petit de Caramel, bonbons, confiseries, etc., cette quantité semble anormale pour une consommation des 7 derniers jours.Prière de corriger ou de confirmer avec le QG. Incohérence!! Dans ce ménage, chaque individus consomme par jour 29.8611 Kg  de cereale; Prière de revoir les quantités prises de ces produits. Incohérence!! Dans ce ménage, chaque individus consomme par jour 29.8611 Kg  de cereale; Prière de revoir les quantités prises de ces produits. Incohérence!! Dans ce ménage, chaque individus consomme par jour 29.8611 Kg  de cereale; Prière de revoir les quantités prises de ces produits. Attention ! Le prix unitaire d'achat (250 Fcfa) de Maïs en grain en Kg (taille unique) est relativement faible par rapport aux autres prix observés dans cette zone. Prière de corriger ou de confirmer avec le QG.</w:t>
       </w:r>
     </w:p>
     <w:p>
@@ -1109,7 +1109,7 @@
         <w:rPr>
           <w:sz w:val="20"/>
         </w:rPr>
-        <w:t xml:space="preserve">- Attention ! Lit a été achété à 450000 Fcfa est relativement élevé par rapport aux autres prix d'achat observés dans cette zone. Prière de corriger ou de confirmer avec le QG. Attention ! Lit a été revendu à 450000 Fcfa qui est relativement élevé par rapport aux autres prix de revente observés dans cette zone. Prière de corriger ou de confirmer avec le QG. </w:t>
+        <w:t xml:space="preserve">- Attention ! Lit a été achété à 450000 Fcfa est relativement élevé par rapport aux autres prix d'achat observés dans cette zone. Prière de corriger ou de confirmer avec le QG. </w:t>
         <w:br/>
         <w:t xml:space="preserve">- Avertissement!!! Le prix d'achat (12500) de l'article  Bonbonne de gaz est inférieur aux prix de revente (15000)  avec l'âge du bien atteignant 4 ans. Prière de vérifier ou confirmer avec l'enquêté et mettre les bonnes valeurs après verification, s'il le faut. </w:t>
         <w:br/>
@@ -1576,7 +1576,7 @@
         <w:rPr>
           <w:sz w:val="20"/>
         </w:rPr>
-        <w:t>- Attention ! Le prix unitaire d'achat (600 Fcfa) de Huile de palme brute en Sachets (Petit) est relativement élevé par rapport aux autres prix observés dans cette zone. Prière de corriger ou de confirmer avec le QG. Avertissement!!! Le ménage a consommé 2 Paquet Tres petit de Thé en sachet, cette quantité semble anormale pour une consommation des 7 derniers jours.Prière de corriger ou de confirmer avec le QG. Avertissement!! le prix unitaire (100 Fcfa) de Thé en sachet (unité: Paquet) de taille Tres petit est très faible ou élevé. Prière de corriger ou de confirmer avec le QG. Incohérence!! Dans ce ménage, chaque individus consomme par jour 30.27 Kg  de cereale; Prière de revoir les quantités prises de ces produits. Incohérence!! Dans ce ménage, chaque individus consomme par jour 30.27 Kg  de cereale; Prière de revoir les quantités prises de ces produits. Le prix d'achat unitaire (1 Fcfa) de Cube alimentaire (Maggi, Jumbo, ) en Cube de taille Petit  est invraisemblable, prière de regarder les reponses prises dans les questions s07bq07a s07bq07b s07bq07c s07bq08 pour mieux corriger. Attention ! Le prix unitaire d'achat (1 Fcfa) de Cube alimentaire (Maggi, Jumbo, ) en Cube (Petit) est relativement faible par rapport aux autres prix observés dans cette zone. Prière de corriger ou de confirmer avec le QG.</w:t>
+        <w:t>- Attention ! Le prix unitaire d'achat (600 Fcfa) de Huile de palme brute en Sachets (Petit) est relativement élevé par rapport aux autres prix observés dans cette zone. Prière de corriger ou de confirmer avec le QG. Attention ! Soupçons de quantité anormale! Le ménage de HASSANE DIALLO avec une taille de 9 personnes a consommé 10 Sachets en Petit de Soumbala (moutarde africaine) qui est relativement élevé comme consommation par rapport à la condition de vie des autres ménages de même taille dans cette zone. Prière de corriger ou de confirmer avec le QG. Avertissement!!! Le ménage a consommé 2 Paquet Tres petit de Thé en sachet, cette quantité semble anormale pour une consommation des 7 derniers jours.Prière de corriger ou de confirmer avec le QG. Avertissement!! le prix unitaire (100 Fcfa) de Thé en sachet (unité: Paquet) de taille Tres petit est très faible ou élevé. Prière de corriger ou de confirmer avec le QG. Incohérence!! Dans ce ménage, chaque individus consomme par jour 48.86127 Kg  de cereale; Prière de revoir les quantités prises de ces produits. Incohérence!! Dans ce ménage, chaque individus consomme par jour 48.86127 Kg  de cereale; Prière de revoir les quantités prises de ces produits. Le prix d'achat unitaire (1 Fcfa) de Cube alimentaire (Maggi, Jumbo, ) en Cube de taille Petit  est invraisemblable, prière de regarder les reponses prises dans les questions s07bq07a s07bq07b s07bq07c s07bq08 pour mieux corriger. Attention ! Le prix unitaire d'achat (1 Fcfa) de Cube alimentaire (Maggi, Jumbo, ) en Cube (Petit) est relativement faible par rapport aux autres prix observés dans cette zone. Prière de corriger ou de confirmer avec le QG.</w:t>
       </w:r>
     </w:p>
     <w:p>
@@ -2123,7 +2123,7 @@
         <w:rPr>
           <w:sz w:val="20"/>
         </w:rPr>
-        <w:t>- Attention ! Le prix unitaire d'achat (200 Fcfa) de Lait en poudre en Sachets (Petit) est relativement élevé par rapport aux autres prix observés dans cette zone. Prière de corriger ou de confirmer avec le QG. Attention ! Soupçons de quantité anormale! Le ménage de JEAN YERA BONANG avec une taille de 5 personnes a consommé 17 Cube en Petit de Cube alimentaire (Maggi, Jumbo, ) qui est relativement élevé comme consommation par rapport à la condition de vie des autres ménages de même taille dans cette zone. Prière de corriger ou de confirmer avec le QG. Incohérence!! Dans ce ménage, chaque individus consomme par jour 45.25 Kg  de cereale; Prière de revoir les quantités prises de ces produits.  La dernière fois que vous avez acheté Maïs en grain est Vendeur à domicile et semble exister dans les modalités, prière de prendre attache avec le QG pour plus d'explication afin de la classer bien. Incohérence!! Dans ce ménage, chaque individus consomme par jour 45.25 Kg  de cereale; Prière de revoir les quantités prises de ces produits. Attention ! Le prix unitaire d'achat (22500 Fcfa) de Riz importé parfumé en Sac (50 Kg) (taille unique) est relativement élevé par rapport aux autres prix observés dans cette zone. Prière de corriger ou de confirmer avec le QG.</w:t>
+        <w:t>- Attention ! Le prix unitaire d'achat (200 Fcfa) de Lait en poudre en Sachets (Petit) est relativement élevé par rapport aux autres prix observés dans cette zone. Prière de corriger ou de confirmer avec le QG. Incohérence!! Dans ce ménage, chaque individus consomme par jour 76.57857 Kg  de cereale; Prière de revoir les quantités prises de ces produits.  La dernière fois que vous avez acheté Maïs en grain est Vendeur à domicile et semble exister dans les modalités, prière de prendre attache avec le QG pour plus d'explication afin de la classer bien. Incohérence!! Dans ce ménage, chaque individus consomme par jour 76.57857 Kg  de cereale; Prière de revoir les quantités prises de ces produits. Attention ! Le prix unitaire d'achat (22500 Fcfa) de Riz importé parfumé en Sac (50 Kg) (taille unique) est relativement élevé par rapport aux autres prix observés dans cette zone. Prière de corriger ou de confirmer avec le QG.</w:t>
       </w:r>
     </w:p>
     <w:p>
@@ -2737,7 +2737,7 @@
         <w:rPr>
           <w:sz w:val="20"/>
         </w:rPr>
-        <w:t>- Attention ! Soupçons de quantité anormale! Le ménage de ALTENING SIDIBE avec une taille de 6 personnes a consommé 6 Sachets en Petit de Soumbala (moutarde africaine) qui est relativement élevé comme consommation par rapport à la condition de vie des autres ménages de même taille dans cette zone. Prière de corriger ou de confirmer avec le QG. Avertissement!! Les quantités du Thé en feuille consommées en Sachets industriel semble incoherent car les ménages consomment géneralement en sachet ou en paquet, prière de corriger ou confirmer avec le QG. Avertissement!!! Le ménage a consommé 10 Pièce Petit de Caramel, bonbons, confiseries, etc., cette quantité semble anormale pour une consommation des 7 derniers jours.Prière de corriger ou de confirmer avec le QG. Avertissement!!! Le ménage a consommé 12 Paquet Petit de Thé en sachet, cette quantité semble anormale pour une consommation des 7 derniers jours.Prière de corriger ou de confirmer avec le QG. Avertissement!! le prix unitaire (100 Fcfa) de Thé en sachet (unité: Paquet) de taille Petit est très faible ou élevé. Prière de corriger ou de confirmer avec le QG. Avertissement!!! Le ménage a consommé 12 Sachets Petit de Sucre en poudre , cette quantité semble anormale pour une consommation des 7 derniers jours.Prière de corriger ou de confirmer avec le QG. Incohérence!! Dans ce ménage, chaque individus consomme par jour 37.44191 Kg  de cereale; Prière de revoir les quantités prises de ces produits. Incohérence!! Dans ce ménage, chaque individus consomme par jour 37.44191 Kg  de cereale; Prière de revoir les quantités prises de ces produits. Le prix d'achat unitaire (8750 Fcfa) de Riz brisé importé en Kg de taille taille unique semble élevé, prière de regarder les reponses prises dans les questions s07bq07a s07bq07b s07bq07c s07bq08 pour mieux corriger. Attention ! Le prix unitaire d'achat (8750 Fcfa) de Riz brisé importé en Kg (taille unique) est relativement élevé par rapport aux autres prix observés dans cette zone. Prière de corriger ou de confirmer avec le QG. Le ménage a consommé Beurre mais les informations sur la quantité, l'unité ou la taille ne sont pas renseignées.Prière de renseigner. Le ménage a consommé Mayonnaise mais les informations sur la quantité, l'unité ou la taille ne sont pas renseignées.Prière de renseigner.</w:t>
+        <w:t>- Attention ! Le prix unitaire d'achat (600 Fcfa) de Boissons énergisantes (cody's, 3X, rinho, doppel, okalamar, etc.) en Bouteille 33cl (taille unique) est relativement élevé par rapport aux autres prix observés dans cette zone. Prière de corriger ou de confirmer avec le QG. Attention ! Soupçons de quantité anormale! Le ménage de ALTENING SIDIBE avec une taille de 6 personnes a consommé 6 Sachets en Petit de Soumbala (moutarde africaine) qui est relativement élevé comme consommation par rapport à la condition de vie des autres ménages de même taille dans cette zone. Prière de corriger ou de confirmer avec le QG. Avertissement!! Les quantités du Thé en feuille consommées en Sachets industriel semble incoherent car les ménages consomment géneralement en sachet ou en paquet, prière de corriger ou confirmer avec le QG. Avertissement!!! Le ménage a consommé 10 Pièce Petit de Caramel, bonbons, confiseries, etc., cette quantité semble anormale pour une consommation des 7 derniers jours.Prière de corriger ou de confirmer avec le QG. Avertissement!!! Le ménage a consommé 12 Paquet Petit de Thé en sachet, cette quantité semble anormale pour une consommation des 7 derniers jours.Prière de corriger ou de confirmer avec le QG. Avertissement!! le prix unitaire (100 Fcfa) de Thé en sachet (unité: Paquet) de taille Petit est très faible ou élevé. Prière de corriger ou de confirmer avec le QG. Avertissement!!! Le ménage a consommé 12 Sachets Petit de Sucre en poudre , cette quantité semble anormale pour une consommation des 7 derniers jours.Prière de corriger ou de confirmer avec le QG. Incohérence!! Dans ce ménage, chaque individus consomme par jour 66.18857 Kg  de cereale; Prière de revoir les quantités prises de ces produits. Incohérence!! Dans ce ménage, chaque individus consomme par jour 66.18857 Kg  de cereale; Prière de revoir les quantités prises de ces produits. Le prix d'achat unitaire (8750 Fcfa) de Riz brisé importé en Kg de taille taille unique semble élevé, prière de regarder les reponses prises dans les questions s07bq07a s07bq07b s07bq07c s07bq08 pour mieux corriger. Attention ! Le prix unitaire d'achat (8750 Fcfa) de Riz brisé importé en Kg (taille unique) est relativement élevé par rapport aux autres prix observés dans cette zone. Prière de corriger ou de confirmer avec le QG. Le ménage a consommé Beurre mais les informations sur la quantité, l'unité ou la taille ne sont pas renseignées.Prière de renseigner. Le ménage a consommé Mayonnaise mais les informations sur la quantité, l'unité ou la taille ne sont pas renseignées.Prière de renseigner.</w:t>
       </w:r>
     </w:p>
     <w:p>
@@ -3344,7 +3344,7 @@
         <w:rPr>
           <w:sz w:val="20"/>
         </w:rPr>
-        <w:t>- La dernière fois que vous avez acheté Carpe séchée est Vendeuse de légumes à domicile et semble exister dans les modalités, prière de prendre attache avec le QG pour plus d'explication afin de la classer bien.  La dernière fois que vous avez acheté Piment séché est vendeuse de légumes à domicile et semble exister dans les modalités, prière de prendre attache avec le QG pour plus d'explication afin de la classer bien. Attention ! Le prix unitaire d'achat (166.6667 Fcfa) de Patate douce en Pièce (Petit) est relativement élevé par rapport aux autres prix observés dans cette zone. Prière de corriger ou de confirmer avec le QG. Attention ! Le prix unitaire d'achat (500 Fcfa) de Aubergine sauvage  en Tas (Petit) est relativement élevé par rapport aux autres prix observés dans cette zone. Prière de corriger ou de confirmer avec le QG. Attention ! Le prix unitaire d'achat (66.66666 Fcfa) de Manioc en tubercules en Pièce (Petit) est relativement faible par rapport aux autres prix observés dans cette zone. Prière de corriger ou de confirmer avec le QG.  La dernière fois que vous avez acheté Manioc en tubercules est vendeuse de légumes à domicile et semble exister dans les modalités, prière de prendre attache avec le QG pour plus d'explication afin de la classer bien. Attention ! Soupçons de quantité anormale! Le ménage de MATHIEU BINDIA avec une taille de 9 personnes a consommé 3 Pièce en Petit de Manioc en tubercules qui est relativement élevé comme consommation par rapport à la condition de vie des autres ménages de même taille dans cette zone. Prière de corriger ou de confirmer avec le QG. Avertissement!!! Le ménage a consommé 7 Paquet Tres petit de Thé en sachet, cette quantité semble anormale pour une consommation des 7 derniers jours.Prière de corriger ou de confirmer avec le QG. Avertissement!! le prix unitaire (100 Fcfa) de Thé en sachet (unité: Paquet) de taille Tres petit est très faible ou élevé. Prière de corriger ou de confirmer avec le QG. Incohérence!! Dans ce ménage, chaque individus consomme par jour 25.25651 Kg  de cereale; Prière de revoir les quantités prises de ces produits. Incohérence!! Dans ce ménage, chaque individus consomme par jour 25.25651 Kg  de cereale; Prière de revoir les quantités prises de ces produits. Incohérence!! Dans ce ménage, chaque individus consomme par jour 25.25651 Kg  de cereale; Prière de revoir les quantités prises de ces produits.</w:t>
+        <w:t>- La dernière fois que vous avez acheté Carpe séchée est Vendeuse de légumes à domicile et semble exister dans les modalités, prière de prendre attache avec le QG pour plus d'explication afin de la classer bien.  La dernière fois que vous avez acheté Piment séché est vendeuse de légumes à domicile et semble exister dans les modalités, prière de prendre attache avec le QG pour plus d'explication afin de la classer bien. Attention ! Le prix unitaire d'achat (166.6667 Fcfa) de Patate douce en Pièce (Petit) est relativement élevé par rapport aux autres prix observés dans cette zone. Prière de corriger ou de confirmer avec le QG. Attention ! Le prix unitaire d'achat (500 Fcfa) de Aubergine sauvage  en Tas (Petit) est relativement élevé par rapport aux autres prix observés dans cette zone. Prière de corriger ou de confirmer avec le QG. Attention ! Le prix unitaire d'achat (66.66666 Fcfa) de Manioc en tubercules en Pièce (Petit) est relativement faible par rapport aux autres prix observés dans cette zone. Prière de corriger ou de confirmer avec le QG.  La dernière fois que vous avez acheté Manioc en tubercules est vendeuse de légumes à domicile et semble exister dans les modalités, prière de prendre attache avec le QG pour plus d'explication afin de la classer bien. Attention ! Soupçons de quantité anormale! Le ménage de MATHIEU BINDIA avec une taille de 9 personnes a consommé 3 Pièce en Petit de Manioc en tubercules qui est relativement élevé comme consommation par rapport à la condition de vie des autres ménages de même taille dans cette zone. Prière de corriger ou de confirmer avec le QG. Avertissement!!! Le ménage a consommé 7 Paquet Tres petit de Thé en sachet, cette quantité semble anormale pour une consommation des 7 derniers jours.Prière de corriger ou de confirmer avec le QG. Avertissement!! le prix unitaire (100 Fcfa) de Thé en sachet (unité: Paquet) de taille Tres petit est très faible ou élevé. Prière de corriger ou de confirmer avec le QG. Incohérence!! Dans ce ménage, chaque individus consomme par jour 47.88143 Kg  de cereale; Prière de revoir les quantités prises de ces produits. Incohérence!! Dans ce ménage, chaque individus consomme par jour 47.88143 Kg  de cereale; Prière de revoir les quantités prises de ces produits. Incohérence!! Dans ce ménage, chaque individus consomme par jour 47.88143 Kg  de cereale; Prière de revoir les quantités prises de ces produits.</w:t>
       </w:r>
     </w:p>
     <w:p>
@@ -4048,7 +4048,7 @@
         <w:rPr>
           <w:sz w:val="20"/>
         </w:rPr>
-        <w:t>- Attention ! Le prix unitaire d'achat (100 Fcfa) de Piment frais en Pièce (Petit) est relativement élevé par rapport aux autres prix observés dans cette zone. Prière de corriger ou de confirmer avec le QG. Avertissement!!! Le ménage a consommé 10 Paquet Petit de Thé en sachet, cette quantité semble anormale pour une consommation des 7 derniers jours.Prière de corriger ou de confirmer avec le QG. Avertissement!! le prix unitaire (100 Fcfa) de Thé en sachet (unité: Paquet) de taille Petit est très faible ou élevé. Prière de corriger ou de confirmer avec le QG. Avertissement!!! Le ménage a consommé 10 Sachets Petit de Sucre en poudre , cette quantité semble anormale pour une consommation des 7 derniers jours.Prière de corriger ou de confirmer avec le QG. Incohérence!! Dans ce ménage, chaque individus consomme par jour 40.44571 Kg  de cereale; Prière de revoir les quantités prises de ces produits. Incohérence!! Dans ce ménage, chaque individus consomme par jour 40.44571 Kg  de cereale; Prière de revoir les quantités prises de ces produits. Attention ! Soupçons de quantité anormale! Le ménage de AMADOU BARRY avec une taille de 6 personnes a consommé 4 Kg en taille unique de Maïs en grain qui est relativement élevé comme consommation par rapport à la condition de vie des autres ménages de même taille dans cette zone. Prière de corriger ou de confirmer avec le QG. Le ménage a consommé Arachides décortiquées mais les informations sur la quantité, l'unité ou la taille ne sont pas renseignées.Prière de renseigner. Le ménage a consommé Feuilles de patate mais les informations sur la quantité, l'unité ou la taille ne sont pas renseignées.Prière de renseigner. Le ménage a consommé Pâte d'arachide mais les informations sur la quantité, l'unité ou la taille ne sont pas renseignées.Prière de renseigner.</w:t>
+        <w:t>- Attention ! Le prix unitaire d'achat (100 Fcfa) de Piment frais en Pièce (Petit) est relativement élevé par rapport aux autres prix observés dans cette zone. Prière de corriger ou de confirmer avec le QG. Avertissement!!! Le ménage a consommé 10 Paquet Petit de Thé en sachet, cette quantité semble anormale pour une consommation des 7 derniers jours.Prière de corriger ou de confirmer avec le QG. Avertissement!! le prix unitaire (100 Fcfa) de Thé en sachet (unité: Paquet) de taille Petit est très faible ou élevé. Prière de corriger ou de confirmer avec le QG. Avertissement!!! Le ménage a consommé 10 Sachets Petit de Sucre en poudre , cette quantité semble anormale pour une consommation des 7 derniers jours.Prière de corriger ou de confirmer avec le QG. Incohérence!! Dans ce ménage, chaque individus consomme par jour 65.59667 Kg  de cereale; Prière de revoir les quantités prises de ces produits. Incohérence!! Dans ce ménage, chaque individus consomme par jour 65.59667 Kg  de cereale; Prière de revoir les quantités prises de ces produits. Le ménage a consommé Arachides décortiquées mais les informations sur la quantité, l'unité ou la taille ne sont pas renseignées.Prière de renseigner. Le ménage a consommé Feuilles de patate mais les informations sur la quantité, l'unité ou la taille ne sont pas renseignées.Prière de renseigner. Le ménage a consommé Pâte d'arachide mais les informations sur la quantité, l'unité ou la taille ne sont pas renseignées.Prière de renseigner.</w:t>
       </w:r>
     </w:p>
     <w:p>
@@ -4092,7 +4092,7 @@
         </w:rPr>
         <w:t>- L'entreprise fabrication de brique dit avoir réçu une somme sur la vente de ces produits transformés (s10q48 est differnt de 0) mais n'a depensé aucune somme sur l'achat des matières premières (s10q49==0), prière de fournir de l'effort pour estimer le montant obtenu en achat de matières premières. Prière de renseigner les montants dans les champs (s10q46 s10q47 s10q48 s10q49 s10q50 s10q51 s10q52 s10q53 s10q54 s10q55 s10q56 s10q57), mettre 0 si l'entreprise fabrication de brique n'a pas effectué des dépenses ou faire des reventes des marchandises ou des produits ou rendre de service.</w:t>
         <w:br/>
-        <w:t xml:space="preserve">- Le montant dépensé de l'entreprise fabrication de karite en achat de matières premières pour les produits vendus au cours des 30 derniers jours ou durant le dernier mois où l'entreprise a fonctionné ne peut pas être supéreur aux montants obtenus sur la vente de produits transformés par l'entreprise au cours de cette même période où l'entreprise a fonctionné (s10q49 &gt; s10q48), prière de corriger. Le montant obtenus sur les services rendus par l'entreprise fabrication de karite au cours des 30 derniers jours ou durant le dernier mois où l'entreprise a fonctionné n'a pas été renseigné, prière de mettre de 0 si l'entreprise n'a pas rendu de service. Prière de renseigner les montants dans les champs (s10q46 s10q47 s10q48 s10q49 s10q50 s10q51 s10q52 s10q53 s10q54 s10q55 s10q56 s10q57), mettre 0 si l'entreprise fabrication de karite n'a pas effectué des dépenses ou faire des reventes des marchandises ou des produits ou rendre de service.Cette entreprise fabrication de karite dit avoir obtenu une valeur sur les marchandises vendu en etat, les marchandises vendu après transformation et les services rendus. Prière de corriger. Cette entreprise fabrication de karite dit avoir obtenu une valeur sur les marchandises vendu en etat et les marchandises vendu après transformation. Incoherence! Dans le ménage de AMADOU BARRY il y a un membre qui detient l'entreprise transformation de karite qui semble être de l'agriculture ou de l'élévage, prière de bien classer la nomenclature de l'entreprise s'il ne s'agit pas de l'agriculture ou de l'élévage. S'il s'agit de l'agriculture ou l'élévage prière d'enlever cette entreprise (transformation de karite) dans la section 10 et ajouter soit dans la section agriculture ou l'élévage pour éviter le double compte ou incomprehension. </w:t>
+        <w:t xml:space="preserve">- Le montant dépensé de l'entreprise fabrication de karite en achat de matières premières pour les produits vendus au cours des 30 derniers jours ou durant le dernier mois où l'entreprise a fonctionné ne peut pas être supéreur aux montants obtenus sur la vente de produits transformés par l'entreprise au cours de cette même période où l'entreprise a fonctionné (s10q49 &gt; s10q48), prière de corriger. Le montant obtenus sur les services rendus par l'entreprise fabrication de karite au cours des 30 derniers jours ou durant le dernier mois où l'entreprise a fonctionné n'a pas été renseigné, prière de mettre de 0 si l'entreprise n'a pas rendu de service. Prière de renseigner les montants dans les champs (s10q46 s10q47 s10q48 s10q49 s10q50 s10q51 s10q52 s10q53 s10q54 s10q55 s10q56 s10q57), mettre 0 si l'entreprise fabrication de karite n'a pas effectué des dépenses ou faire des reventes des marchandises ou des produits ou rendre de service.Cette entreprise fabrication de karite dit avoir obtenu une valeur sur les marchandises vendu en etat, les marchandises vendu après transformation et les services rendus. Prière de corriger. Cette entreprise fabrication de karite dit avoir obtenu une valeur sur les marchandises vendu en etat et les marchandises vendu après transformation. La main d'oeuvre familiale pour AMADOU BARRY ayant travaillé dans cette entreprise fabrication de karite aucours des 12 derniers mois n'est pas renseigner. Prière de reneigner toutes les informations qui lui concerne. Incoherence! Dans le ménage de AMADOU BARRY il y a un membre qui detient l'entreprise transformation de karite qui semble être de l'agriculture ou de l'élévage, prière de bien classer la nomenclature de l'entreprise s'il ne s'agit pas de l'agriculture ou de l'élévage. S'il s'agit de l'agriculture ou l'élévage prière d'enlever cette entreprise (transformation de karite) dans la section 10 et ajouter soit dans la section agriculture ou l'élévage pour éviter le double compte ou incomprehension. </w:t>
         <w:br/>
         <w:t>- Le montant obtenus sur les services rendus par l'entreprise transformation de pain de singe au cours des 30 derniers jours ou durant le dernier mois où l'entreprise a fonctionné n'a pas été renseigné, prière de mettre de 0 si l'entreprise n'a pas rendu de service. Prière de renseigner les montants dans les champs (s10q46 s10q47 s10q48 s10q49 s10q50 s10q51 s10q52 s10q53 s10q54 s10q55 s10q56 s10q57), mettre 0 si l'entreprise transformation de pain de singe n'a pas effectué des dépenses ou faire des reventes des marchandises ou des produits ou rendre de service.Cette entreprise transformation de pain de singe dit avoir obtenu une valeur sur les marchandises vendu en etat, les marchandises vendu après transformation et les services rendus. Prière de corriger. Cette entreprise transformation de pain de singe dit avoir obtenu une valeur sur les marchandises vendu en etat et les marchandises vendu après transformation.</w:t>
       </w:r>
@@ -4711,7 +4711,7 @@
         <w:rPr>
           <w:sz w:val="20"/>
         </w:rPr>
-        <w:t>- Attention ! Soupçons de quantité anormale! Le ménage de ADRIEN THIARA BOUBANE avec une taille de 11 personnes a consommé 13 Cube en Petit de Cube alimentaire (Maggi, Jumbo, ) qui est relativement élevé comme consommation par rapport à la condition de vie des autres ménages de même taille dans cette zone. Prière de corriger ou de confirmer avec le QG. Avertissement!! le prix unitaire (100 Fcfa) de Thé en sachet (unité: Sachets) de taille Petit est très faible ou élevé. Prière de corriger ou de confirmer avec le QG. Avertissement!!! Le ménage a consommé 35 Pièce Petit de Caramel, bonbons, confiseries, etc., cette quantité semble anormale pour une consommation des 7 derniers jours.Prière de corriger ou de confirmer avec le QG. Incohérence!! Dans ce ménage, chaque individus consomme par jour 24.06649 Kg  de cereale; Prière de revoir les quantités prises de ces produits. Incohérence!! Dans ce ménage, chaque individus consomme par jour 24.06649 Kg  de cereale; Prière de revoir les quantités prises de ces produits. Le prix d'achat unitaire (125 Fcfa) de Maïs en grain en Kg de taille  taille unique  est très faible, prière de regarder les reponses prises dans les questions s07bq07a s07bq07b s07bq07c s07bq08 pour mieux corriger. Attention ! Le prix unitaire d'achat (125 Fcfa) de Maïs en grain en Kg (taille unique) est relativement faible par rapport aux autres prix observés dans cette zone. Prière de corriger ou de confirmer avec le QG.</w:t>
+        <w:t>- Avertissement!! le prix unitaire (100 Fcfa) de Thé en sachet (unité: Sachets) de taille Petit est très faible ou élevé. Prière de corriger ou de confirmer avec le QG. Avertissement!!! Le ménage a consommé 35 Pièce Petit de Caramel, bonbons, confiseries, etc., cette quantité semble anormale pour une consommation des 7 derniers jours.Prière de corriger ou de confirmer avec le QG. Incohérence!! Dans ce ménage, chaque individus consomme par jour 41.63468 Kg  de cereale; Prière de revoir les quantités prises de ces produits. Incohérence!! Dans ce ménage, chaque individus consomme par jour 41.63468 Kg  de cereale; Prière de revoir les quantités prises de ces produits. Le prix d'achat unitaire (125 Fcfa) de Maïs en grain en Kg de taille  taille unique  est très faible, prière de regarder les reponses prises dans les questions s07bq07a s07bq07b s07bq07c s07bq08 pour mieux corriger. Attention ! Le prix unitaire d'achat (125 Fcfa) de Maïs en grain en Kg (taille unique) est relativement faible par rapport aux autres prix observés dans cette zone. Prière de corriger ou de confirmer avec le QG.</w:t>
       </w:r>
     </w:p>
     <w:p>
@@ -5342,7 +5342,7 @@
         <w:rPr>
           <w:sz w:val="20"/>
         </w:rPr>
-        <w:t>- Attention ! Le prix unitaire d'achat (3500 Fcfa) de Lait en poudre en Kg (taille unique) est relativement élevé par rapport aux autres prix observés dans cette zone. Prière de corriger ou de confirmer avec le QG. Attention ! Le prix unitaire d'achat (500 Fcfa) de Vinaigre de vin en Bouteille 33cl (taille unique) est relativement élevé par rapport aux autres prix observés dans cette zone. Prière de corriger ou de confirmer avec le QG. Avertissement!! le prix unitaire (100 Fcfa) de Thé en sachet (unité: Sachets) de taille Petit est très faible ou élevé. Prière de corriger ou de confirmer avec le QG. Avertissement!!! Le ménage a consommé 40 Pièce Petit de Caramel, bonbons, confiseries, etc., cette quantité semble anormale pour une consommation des 7 derniers jours.Prière de corriger ou de confirmer avec le QG. Incohérence!! Dans ce ménage, chaque individus consomme par jour 34.94196 Kg  de cereale; Prière de revoir les quantités prises de ces produits. Incohérence!! Dans ce ménage, chaque individus consomme par jour 34.94196 Kg  de cereale; Prière de revoir les quantités prises de ces produits. Le prix d'achat unitaire (150 Fcfa) de Arachides fraîches en coques en Kg de taille  taille unique  est très faible, prière de regarder les reponses prises dans les questions s07bq07a s07bq07b s07bq07c s07bq08 pour mieux corriger.  La dernière fois que vous avez acheté Arachides fraîches en coques est via un voisin et semble exister dans les modalités, prière de prendre attache avec le QG pour plus d'explication afin de la classer bien. Le prix d'achat unitaire (1500 Fcfa) de Sel en Sac (25 Kg) de taille taille unique est très faible, prière de regarder les reponses prises dans les questions s07bq07a s07bq07b s07bq07c s07bq08 pour mieux corriger.</w:t>
+        <w:t>- Attention ! Le prix unitaire d'achat (150 Fcfa) de Ail en Gousse (Petit) est relativement élevé par rapport aux autres prix observés dans cette zone. Prière de corriger ou de confirmer avec le QG. Attention ! Le prix unitaire d'achat (3500 Fcfa) de Lait en poudre en Kg (taille unique) est relativement élevé par rapport aux autres prix observés dans cette zone. Prière de corriger ou de confirmer avec le QG. Avertissement!! le prix unitaire (100 Fcfa) de Thé en sachet (unité: Sachets) de taille Petit est très faible ou élevé. Prière de corriger ou de confirmer avec le QG. Avertissement!!! Le ménage a consommé 40 Pièce Petit de Caramel, bonbons, confiseries, etc., cette quantité semble anormale pour une consommation des 7 derniers jours.Prière de corriger ou de confirmer avec le QG. Incohérence!! Dans ce ménage, chaque individus consomme par jour 56.40625 Kg  de cereale; Prière de revoir les quantités prises de ces produits. Incohérence!! Dans ce ménage, chaque individus consomme par jour 56.40625 Kg  de cereale; Prière de revoir les quantités prises de ces produits. Le prix d'achat unitaire (150 Fcfa) de Arachides fraîches en coques en Kg de taille  taille unique  est très faible, prière de regarder les reponses prises dans les questions s07bq07a s07bq07b s07bq07c s07bq08 pour mieux corriger.  La dernière fois que vous avez acheté Arachides fraîches en coques est via un voisin et semble exister dans les modalités, prière de prendre attache avec le QG pour plus d'explication afin de la classer bien. Le prix d'achat unitaire (1500 Fcfa) de Sel en Sac (25 Kg) de taille taille unique est très faible, prière de regarder les reponses prises dans les questions s07bq07a s07bq07b s07bq07c s07bq08 pour mieux corriger. Attention ! Le prix unitaire d'achat (1500 Fcfa) de Sel en Sac (25 Kg) (taille unique) est relativement faible par rapport aux autres prix observés dans cette zone. Prière de corriger ou de confirmer avec le QG.</w:t>
       </w:r>
     </w:p>
     <w:p>
@@ -5797,7 +5797,7 @@
         <w:br/>
         <w:t xml:space="preserve">- Incoherence! OUSOUMANE TALIBE TOURE dispose d'un téléphone portable à s01q39, donc la raison évoquée ne peut pas être (ne dispose pas d'appareil). </w:t>
         <w:br/>
-        <w:t>- L'utilisations de l'internet  de BOUBACAR TOURE est TÉLÉCHARGEMENTS DE DOCUMENTS et semble exister dans les modalités, prière de prendre attache avec le QG pour plus d'explication afin de la classer bien. Avertissement!! L'âge (16) ans du premier mariage de BOUBACAR TOURE semble incoherent. Prière de vérifier cette information auprès de l'enquêté et de corriger si nécessaire.</w:t>
+        <w:t>- L'utilisations de l'internet  de BOUBACAR TOURE est TÉLÉCHARGEMENTS DE DOCUMENTS et semble exister dans les modalités, prière de prendre attache avec le QG pour plus d'explication afin de la classer bien. Avertissement!! L'âge (16) ans du premier mariage de BOUBACAR TOURE semble incoherent. Prière de vérifier cette information auprès de l'enquêté et de corriger si nécessaire. Attention ! Le montant (350 Fcfa) dépensé ou reçu en cadeau pour les recharges internet ou de forfaits de données mobiles(hors appels vocaux), aucours des 30 derniers jours de  BOUBACAR TOURE est relativement faible par rapport aux autres montants depansés observés dans cette zone. Prière de corriger ou de confirmer avec le QG.</w:t>
       </w:r>
     </w:p>
     <w:p>
@@ -5936,7 +5936,7 @@
         <w:rPr>
           <w:sz w:val="20"/>
         </w:rPr>
-        <w:t>- La dernière fois que vous avez acheté Farines pour bébé est pharmacie et semble exister dans les modalités, prière de prendre attache avec le QG pour plus d'explication afin de la classer bien. Attention ! Le prix unitaire d'achat (1333.333 Fcfa) de Banane douce en Kg (taille unique) est relativement élevé par rapport aux autres prix observés dans cette zone. Prière de corriger ou de confirmer avec le QG. Avertissement!! Les quantités du Thé en feuille consommées en Sachets industriel semble incoherent car les ménages consomment géneralement en sachet ou en paquet, prière de corriger ou confirmer avec le QG. Avertissement!!! Le ménage a consommé 10 Sachets Petit de Sucre en poudre , cette quantité semble anormale pour une consommation des 7 derniers jours.Prière de corriger ou de confirmer avec le QG. Avertissement!!! Le ménage a consommé 7 Paquet Tres petit de Thé en sachet, cette quantité semble anormale pour une consommation des 7 derniers jours.Prière de corriger ou de confirmer avec le QG. Avertissement!! le prix unitaire (100 Fcfa) de Thé en sachet (unité: Paquet) de taille Petit est très faible ou élevé. Prière de corriger ou de confirmer avec le QG. Incohérence!! Dans ce ménage, chaque individus consomme par jour 16.87083 Kg  de cereale; Prière de revoir les quantités prises de ces produits. Incohérence!! Dans ce ménage, chaque individus consomme par jour 16.87083 Kg  de cereale; Prière de revoir les quantités prises de ces produits. Incohérence!! Dans ce ménage, chaque individus consomme par jour 16.87083 Kg  de cereale; Prière de revoir les quantités prises de ces produits.</w:t>
+        <w:t>- La dernière fois que vous avez acheté Farines pour bébé est pharmacie et semble exister dans les modalités, prière de prendre attache avec le QG pour plus d'explication afin de la classer bien. Attention ! Le prix unitaire d'achat (1333.333 Fcfa) de Banane douce en Kg (taille unique) est relativement élevé par rapport aux autres prix observés dans cette zone. Prière de corriger ou de confirmer avec le QG. Avertissement!! Les quantités du Thé en feuille consommées en Sachets industriel semble incoherent car les ménages consomment géneralement en sachet ou en paquet, prière de corriger ou confirmer avec le QG. Avertissement!!! Le ménage a consommé 10 Sachets Petit de Sucre en poudre , cette quantité semble anormale pour une consommation des 7 derniers jours.Prière de corriger ou de confirmer avec le QG. Avertissement!!! Le ménage a consommé 7 Paquet Tres petit de Thé en sachet, cette quantité semble anormale pour une consommation des 7 derniers jours.Prière de corriger ou de confirmer avec le QG. Avertissement!! le prix unitaire (100 Fcfa) de Thé en sachet (unité: Paquet) de taille Petit est très faible ou élevé. Prière de corriger ou de confirmer avec le QG. Incohérence!! Dans ce ménage, chaque individus consomme par jour 31.07738 Kg  de cereale; Prière de revoir les quantités prises de ces produits. Incohérence!! Dans ce ménage, chaque individus consomme par jour 31.07738 Kg  de cereale; Prière de revoir les quantités prises de ces produits. Incohérence!! Dans ce ménage, chaque individus consomme par jour 31.07738 Kg  de cereale; Prière de revoir les quantités prises de ces produits.</w:t>
       </w:r>
     </w:p>
     <w:p>
@@ -6469,6 +6469,8 @@
         <w:br/>
         <w:t xml:space="preserve">- Peu probable! ABDOUL KARIM SOUARE  n'arrive pas  à comprendre un petit texte lu dans une langue locale (s02q03). Veuillez corriger ou donner des explications au QG. Le montant des frais pour les cahiers et autres matériels scolaires pour l'année scolaire de ABDOUL KARIM SOUARE est de 0 FCFA, ABDOUL KARIM SOUARE a fait comment pour payer ces cahiers et autres matériels scolaires (SAC, stylo, craie, ardoise, crayon...) ? prière de corriger. Dans les milieux urbains c'est peu probable de voir une école dont les élèves ou étudiants ne dépensent pas en frais d'uniformes, prière de verifier pour ABDOUL KARIM SOUARE et corriger ou confirmer avec le QG. </w:t>
         <w:br/>
+        <w:t xml:space="preserve">- Peu probable! ADAMA AWA DIALLO  n'arrive pas  à comprendre un petit texte lu dans une langue locale (s02q03). Veuillez corriger ou donner des explications au QG. Dans les milieux urbains c'est peu probable de voir une école dont les élèves ou étudiants ne dépensent pas en frais d'uniformes, prière de verifier pour ADAMA AWA DIALLO et corriger ou confirmer avec le QG. </w:t>
+        <w:br/>
         <w:t xml:space="preserve">- Peu probable! DIOUMA SOUARE  n'arrive pas  à comprendre un petit texte lu dans une langue locale (s02q03). Veuillez corriger ou donner des explications au QG. Peu probable! DIOUMA SOUARE  ne sait ni lire, ni écrire, ni comprendre dans aucune des langues  (s02q01,s02q02,s02q03). Veuillez corriger ou donner des explications au QG. </w:t>
         <w:br/>
         <w:t xml:space="preserve">- Peu probable! KADIDIATOU DIALLO  n'arrive pas  à comprendre un petit texte lu dans une langue locale (s02q03). Veuillez corriger ou donner des explications au QG. Le domaine que KADIDIATOU DIALLO bénéficié de cette formation est Transformation en fruit et légumes et semble exister dans les modalités, prière de prendre attache avec le QG pour plus d'explication afin de la classer bien. </w:t>
@@ -6500,11 +6502,7 @@
         <w:br/>
         <w:t xml:space="preserve">- </w:t>
         <w:br/>
-        <w:t xml:space="preserve">- </w:t>
-        <w:br/>
-        <w:t xml:space="preserve">- </w:t>
-        <w:br/>
-        <w:t>- La section n'est pas renseignée pour KADIDIATOU DIALLO, prière de la renseigner.</w:t>
+        <w:t>- La section n'est pas renseignée pour SOUNTOU SOUARE, prière de la renseigner.</w:t>
       </w:r>
     </w:p>
     <w:p>
@@ -6525,65 +6523,11 @@
         <w:rPr>
           <w:sz w:val="20"/>
         </w:rPr>
+        <w:t xml:space="preserve">- La  raison pourquoi SAIDOU SOUARE n'a pas demandé de crédit auprès d'une institution financière au cours des 12 derniers mois est N'AIME PAS LES CRÉDITS et semble exister dans les modalités, prière de prendre attache avec le QG pour plus d'explication afin de la classer bien. </w:t>
+        <w:br/>
         <w:t xml:space="preserve">- Il est impératif de renseigner la question : #Est-ce que ADAMA AWA DIALLO possède un compte dans les établissements financiers suivants ou une carte prépayée ?# même si la personne ne dispose pas de compte, veuillez les renseigner s'il vous plaît. </w:t>
         <w:br/>
-        <w:t xml:space="preserve">- Il est impératif de renseigner la question : #Est-ce que KADIDIATOU DIALLO possède un compte dans les établissements financiers suivants ou une carte prépayée ?# même si la personne ne dispose pas de compte, veuillez les renseigner s'il vous plaît. </w:t>
-        <w:br/>
-        <w:t>- Il est impératif de renseigner la question : #Est-ce que SAIDOU SOUARE possède un compte dans les établissements financiers suivants ou une carte prépayée ?# même si la personne ne dispose pas de compte, veuillez les renseigner s'il vous plaît.</w:t>
-      </w:r>
-    </w:p>
-    <w:p>
-      <w:r>
-        <w:rPr>
-          <w:b/>
-          <w:color w:val="4672C4"/>
-          <w:sz w:val="22"/>
-        </w:rPr>
-        <w:t>&gt;&gt; Section7a1 - Repas pris a l'exterieur du menage</w:t>
-      </w:r>
-    </w:p>
-    <w:p>
-      <w:pPr>
-        <w:ind w:left="283"/>
-      </w:pPr>
-      <w:r>
-        <w:rPr>
-          <w:sz w:val="20"/>
-        </w:rPr>
-        <w:t>- Attention ! La section sur le repas pris à l'extérieur du ménage n'est pas renseignée à 100 %. Prière de vérifier l'ensemble des questions relatives à cette section et de les renseigner en totalité.</w:t>
-      </w:r>
-    </w:p>
-    <w:p>
-      <w:r>
-        <w:rPr>
-          <w:b/>
-          <w:color w:val="4672C4"/>
-          <w:sz w:val="22"/>
-        </w:rPr>
-        <w:t>&gt;&gt; Section7a2 - Repas pris a l'exterieur du menage</w:t>
-      </w:r>
-    </w:p>
-    <w:p>
-      <w:pPr>
-        <w:ind w:left="283"/>
-      </w:pPr>
-      <w:r>
-        <w:rPr>
-          <w:sz w:val="20"/>
-        </w:rPr>
-        <w:t xml:space="preserve">- La section sur le repas pris à l'extérieur du ménage du membre ABDOUL KARIM SOUARE n'est pas renseignée à 100 %. Prière de vérifier l'ensemble des questions relatives à ce membre et de les renseigner en totalité. </w:t>
-        <w:br/>
-        <w:t xml:space="preserve">- La section sur le repas pris à l'extérieur du ménage du membre ADAMA AWA DIALLO n'est pas renseignée à 100 %. Prière de vérifier l'ensemble des questions relatives à ce membre et de les renseigner en totalité. </w:t>
-        <w:br/>
-        <w:t xml:space="preserve">- La section sur le repas pris à l'extérieur du ménage du membre DIOUMA SOUARE n'est pas renseignée à 100 %. Prière de vérifier l'ensemble des questions relatives à ce membre et de les renseigner en totalité. </w:t>
-        <w:br/>
-        <w:t xml:space="preserve">- La section sur le repas pris à l'extérieur du ménage du membre KADIDIATOU DIALLO n'est pas renseignée à 100 %. Prière de vérifier l'ensemble des questions relatives à ce membre et de les renseigner en totalité. </w:t>
-        <w:br/>
-        <w:t xml:space="preserve">- La section sur le repas pris à l'extérieur du ménage du membre MAMADOU DAOUDA SOUARE n'est pas renseignée à 100 %. Prière de vérifier l'ensemble des questions relatives à ce membre et de les renseigner en totalité. </w:t>
-        <w:br/>
-        <w:t xml:space="preserve">- La section sur le repas pris à l'extérieur du ménage du membre SAIDOU SOUARE n'est pas renseignée à 100 %. Prière de vérifier l'ensemble des questions relatives à ce membre et de les renseigner en totalité. </w:t>
-        <w:br/>
-        <w:t>- La section sur le repas pris à l'extérieur du ménage du membre SOUNTOU SOUARE n'est pas renseignée à 100 %. Prière de vérifier l'ensemble des questions relatives à ce membre et de les renseigner en totalité.</w:t>
+        <w:t>- Il est impératif de renseigner la question : #Est-ce que KADIDIATOU DIALLO possède un compte dans les établissements financiers suivants ou une carte prépayée ?# même si la personne ne dispose pas de compte, veuillez les renseigner s'il vous plaît.</w:t>
       </w:r>
     </w:p>
     <w:p>
@@ -6604,7 +6548,7 @@
         <w:rPr>
           <w:sz w:val="20"/>
         </w:rPr>
-        <w:t>- Attention ! Le prix unitaire d'achat (125 Fcfa) de Aubergine   en Pièce (Petit) est relativement élevé par rapport aux autres prix observés dans cette zone. Prière de corriger ou de confirmer avec le QG. Attention ! Le prix unitaire d'achat (200 Fcfa) de Carotte en Pièce (Petit) est relativement élevé par rapport aux autres prix observés dans cette zone. Prière de corriger ou de confirmer avec le QG. Avertissement!!! Le ménage a consommé 10 Sachets Petit de Sucre en poudre , cette quantité semble anormale pour une consommation des 7 derniers jours.Prière de corriger ou de confirmer avec le QG. Avertissement!!! Le ménage a consommé 4 Paquet Petit de Thé en sachet, cette quantité semble anormale pour une consommation des 7 derniers jours.Prière de corriger ou de confirmer avec le QG. Avertissement!! le prix unitaire (100 Fcfa) de Thé en sachet (unité: Paquet) de taille Petit est très faible ou élevé. Prière de corriger ou de confirmer avec le QG. Incohérence!! Dans ce ménage, chaque individus consomme par jour 9.311225 Kg  de cereale; Prière de revoir les quantités prises de ces produits. Incohérence!! Dans ce ménage, chaque individus consomme par jour 9.311225 Kg  de cereale; Prière de revoir les quantités prises de ces produits. Incohérence!! Dans ce ménage, chaque individus consomme par jour 9.311225 Kg  de cereale; Prière de revoir les quantités prises de ces produits. Incohérence!! Dans ce ménage, chaque individus consomme par jour 9.311225 Kg  de cereale; Prière de revoir les quantités prises de ces produits.</w:t>
+        <w:t>- Attention ! Le prix unitaire d'achat (125 Fcfa) de Aubergine   en Pièce (Petit) est relativement élevé par rapport aux autres prix observés dans cette zone. Prière de corriger ou de confirmer avec le QG. Attention ! Le prix unitaire d'achat (150 Fcfa) de Patate douce en Pièce (Tres petit) est relativement élevé par rapport aux autres prix observés dans cette zone. Prière de corriger ou de confirmer avec le QG. Attention ! Le prix unitaire d'achat (200 Fcfa) de Carotte en Pièce (Petit) est relativement élevé par rapport aux autres prix observés dans cette zone. Prière de corriger ou de confirmer avec le QG. Avertissement!!! Le ménage a consommé 10 Sachets Petit de Sucre en poudre , cette quantité semble anormale pour une consommation des 7 derniers jours.Prière de corriger ou de confirmer avec le QG. Avertissement!!! Le ménage a consommé 4 Paquet Petit de Thé en sachet, cette quantité semble anormale pour une consommation des 7 derniers jours.Prière de corriger ou de confirmer avec le QG. Avertissement!! le prix unitaire (100 Fcfa) de Thé en sachet (unité: Paquet) de taille Petit est très faible ou élevé. Prière de corriger ou de confirmer avec le QG. Incohérence!! Dans ce ménage, chaque individus consomme par jour 15.56939 Kg  de cereale; Prière de revoir les quantités prises de ces produits. Incohérence!! Dans ce ménage, chaque individus consomme par jour 15.56939 Kg  de cereale; Prière de revoir les quantités prises de ces produits. Incohérence!! Dans ce ménage, chaque individus consomme par jour 15.56939 Kg  de cereale; Prière de revoir les quantités prises de ces produits. Incohérence!! Dans ce ménage, chaque individus consomme par jour 15.56939 Kg  de cereale; Prière de revoir les quantités prises de ces produits.</w:t>
       </w:r>
     </w:p>
     <w:p>
@@ -6732,8 +6676,6 @@
         <w:rPr>
           <w:sz w:val="20"/>
         </w:rPr>
-        <w:t xml:space="preserve">- Attention ! Tapis a été achété à 2000 Fcfa est relativement faible par rapport aux autres prix d'achat observés dans cette zone. Prière de corriger ou de confirmer avec le QG. </w:t>
-        <w:br/>
         <w:t xml:space="preserve">- Le prix d'achat de l'article  Réfrigérateur ne doit pas être égal 0 même si le ménage l'a reçu en cadeau prière de leurs aider à faire une estimations. Avertissement!!! Le prix d'achat (0) de l'article  Réfrigérateur est inférieur aux prix de revente (150000)  avec l'âge du bien atteignant 1 ans. Prière de vérifier ou confirmer avec l'enquêté et mettre les bonnes valeurs après verification, s'il le faut. Le prix d'achat de l'article  Réfrigérateur est nul (achété à 0fcfa) mais le prix de revente est different de 0 impossible, prière de verifier et corriger. </w:t>
         <w:br/>
         <w:t>- Le prix d'achat de l'article  Téléphone portable ne doit pas être égal 0 même si le ménage l'a reçu en cadeau prière de leurs aider à faire une estimations. Avertissement!!! Le prix d'achat (0) de l'article  Téléphone portable est inférieur aux prix de revente (60000)  avec l'âge du bien atteignant 3 ans. Prière de vérifier ou confirmer avec l'enquêté et mettre les bonnes valeurs après verification, s'il le faut. Le prix d'achat de l'article  Téléphone portable est nul (achété à 0fcfa) mais le prix de revente est different de 0 impossible, prière de verifier et corriger.</w:t>
@@ -6757,7 +6699,7 @@
         <w:rPr>
           <w:sz w:val="20"/>
         </w:rPr>
-        <w:t>- La quantité de fumure appliquée dans la parcelle PARCELLE UNIQUE est de 98  qui semble élevé ou ne sait pas, prière de fournir d'effort pour estimer la quantité afin de corriger. La superficie de la parcelle PARCELLE UNIQUE selon les mesures GPS est de .a hectare qui semble élevé ou faible, prière de corriger. Le document légal (titre, acte, certificat etc. ) qui affirme votre possession de la parcelle PARCELLE UNIQUE est  et semble exister dans les modalités, prière de prendre attache avec le QG pour plus d'explication afin de la classer bien.</w:t>
+        <w:t>- La quantité de fumure appliquée dans la parcelle PARCELLE UNIQUE est de 98  qui semble élevé ou ne sait pas, prière de fournir d'effort pour estimer la quantité afin de corriger. La parcelle PARCELLE UNIQUE n'a pas été mésurée pour des raisons comme qu'elle est trop petite, GPS en panne et que le Ménage indisponible. Nous vous rappelons que ces raisons ne passent pas pour la non mesure des parcelles prière de les mésurer. Le document légal (titre, acte, certificat etc. ) qui affirme votre possession de la parcelle PARCELLE UNIQUE est  et semble exister dans les modalités, prière de prendre attache avec le QG pour plus d'explication afin de la classer bien.</w:t>
       </w:r>
     </w:p>
     <w:p>
@@ -6779,6 +6721,27 @@
           <w:sz w:val="20"/>
         </w:rPr>
         <w:t>- La quantité estimée en Kg est incorrecte (Exemple : si le ménage a eu 10 sacs de 100kg = 10*100=1000kg), prière de corriger merci.</w:t>
+      </w:r>
+    </w:p>
+    <w:p>
+      <w:r>
+        <w:rPr>
+          <w:b/>
+          <w:color w:val="4672C4"/>
+          <w:sz w:val="22"/>
+        </w:rPr>
+        <w:t>&gt;&gt; Section17 - Elevage</w:t>
+      </w:r>
+    </w:p>
+    <w:p>
+      <w:pPr>
+        <w:ind w:left="283"/>
+      </w:pPr>
+      <w:r>
+        <w:rPr>
+          <w:sz w:val="20"/>
+        </w:rPr>
+        <w:t>- Avertissement! Le prix de vente (6875 Fcfa) d'un Poules / poulets est trop petit. Veuillez confirmer ces informations avec le QG ou apporter les corrections nécessaires.</w:t>
       </w:r>
     </w:p>
     <w:p>
@@ -7120,7 +7083,7 @@
         <w:br/>
         <w:t xml:space="preserve">- Peu probable! Mamadou Aliou TOURE  n'arrive pas  à comprendre un petit texte lu dans une langue locale (s02q03). Veuillez corriger ou donner des explications au QG. Dans les milieux urbains c'est peu probable de voir une école dont les élèves ou étudiants ne dépensent pas en frais d'uniformes, prière de verifier pour Mamadou Aliou TOURE et corriger ou confirmer avec le QG. </w:t>
         <w:br/>
-        <w:t>- Peu probable! Mariama TOURE  n'arrive pas  à comprendre un petit texte lu dans une langue locale (s02q03). Veuillez corriger ou donner des explications au QG. Dans les milieux urbains c'est peu probable de voir une école dont les élèves ou étudiants ne dépensent pas en frais d'uniformes, prière de verifier pour Mariama TOURE et corriger ou confirmer avec le QG. Attention ! Le frais de scolarité (5000 Fcfa) de Mariama TOURE en 1ére année de Secondaire 1 (Moyen) Général est relativement élevé par rapport aux autres frais de scolarités observés dans cette zone. Prière de corriger ou de confirmer avec le QG.</w:t>
+        <w:t>- Peu probable! Mariama TOURE  n'arrive pas  à comprendre un petit texte lu dans une langue locale (s02q03). Veuillez corriger ou donner des explications au QG. Dans les milieux urbains c'est peu probable de voir une école dont les élèves ou étudiants ne dépensent pas en frais d'uniformes, prière de verifier pour Mariama TOURE et corriger ou confirmer avec le QG.</w:t>
       </w:r>
     </w:p>
     <w:p>
@@ -7183,7 +7146,7 @@
         <w:rPr>
           <w:sz w:val="20"/>
         </w:rPr>
-        <w:t>- Attention ! Le prix unitaire d'achat (3500 Fcfa) de Lait en poudre en Kg (taille unique) est relativement élevé par rapport aux autres prix observés dans cette zone. Prière de corriger ou de confirmer avec le QG. Avertissement!!! Le ménage a consommé 10 Boite (Autre que la boite/pot de tomate) Petit de Thé en sachet, cette quantité semble anormale pour une consommation des 7 derniers jours.Les ménages consomment géneralement en sachet ou en paquet, prière de corriger ou de confirmer avec le QG. Attention ! Le prix unitaire d'achat (1300 Fcfa) de Thé en sachet en Paquet (Petit) est relativement élevé par rapport aux autres prix observés dans cette zone. Prière de corriger ou de confirmer avec le QG. Avertissement!!! Le ménage a consommé 16 Cuillère Petit de Chocolat pâte à tartiner, cette quantité semble anormale pour une consommation des 7 derniers jours.Prière de corriger ou de confirmer avec le QG. Avertissement!!! Le ménage a consommé 21 Sachets industriel Petit de Caramel, bonbons, confiseries, etc., cette quantité semble anormale pour une consommation des 7 derniers jours.Prière de corriger ou de confirmer avec le QG. Avertissement!!!Le ménage a consommé 100 Tas de Tres petit de Piment frais  ce qui semble incoherent pour une consommation aucours des 7 derniers jours, prière de verifier et corriger. Avertissement!!! Le ménage a consommé 100 Tas Tres petit de Piment frais, cette quantité semble anormale pour une consommation des 7 derniers jours.Prière de corriger ou de confirmer avec le QG. Incohérence!! Dans ce ménage, chaque individus consomme par jour 33.52531 Kg  de cereale; Prière de revoir les quantités prises de ces produits. Incohérence!! Dans ce ménage, chaque individus consomme par jour 33.52531 Kg  de cereale; Prière de revoir les quantités prises de ces produits. Le prix d'achat unitaire (1500 Fcfa) de Farine de maïs en Kg de taille taille unique semble élevé, prière de regarder les reponses prises dans les questions s07bq07a s07bq07b s07bq07c s07bq08 pour mieux corriger. Le prix d'achat unitaire (1 Fcfa) de Sel en Sachets de taille Moyen  est invraisemblable, prière de regarder les reponses prises dans les questions s07bq07a s07bq07b s07bq07c s07bq08 pour mieux corriger. Le prix d'achat unitaire (1600 Fcfa) de Autres pâtes alimentaires en Kg de taille taille unique semble élevé, prière de regarder les reponses prises dans les questions s07bq07a s07bq07b s07bq07c s07bq08 pour mieux corriger.</w:t>
+        <w:t>- Attention ! Le prix unitaire d'achat (3500 Fcfa) de Lait en poudre en Kg (taille unique) est relativement élevé par rapport aux autres prix observés dans cette zone. Prière de corriger ou de confirmer avec le QG. Avertissement!!! Le ménage a consommé 10 Boite (Autre que la boite/pot de tomate) Petit de Thé en sachet, cette quantité semble anormale pour une consommation des 7 derniers jours.Les ménages consomment géneralement en sachet ou en paquet, prière de corriger ou de confirmer avec le QG. Attention ! Le prix unitaire d'achat (1300 Fcfa) de Thé en sachet en Paquet (Petit) est relativement élevé par rapport aux autres prix observés dans cette zone. Prière de corriger ou de confirmer avec le QG. Avertissement!!! Le ménage a consommé 16 Cuillère Petit de Chocolat pâte à tartiner, cette quantité semble anormale pour une consommation des 7 derniers jours.Prière de corriger ou de confirmer avec le QG. Avertissement!!! Le ménage a consommé 21 Sachets industriel Petit de Caramel, bonbons, confiseries, etc., cette quantité semble anormale pour une consommation des 7 derniers jours.Prière de corriger ou de confirmer avec le QG. Avertissement!!!Le ménage a consommé 100 Tas de Tres petit de Piment frais  ce qui semble incoherent pour une consommation aucours des 7 derniers jours, prière de verifier et corriger. Avertissement!!! Le ménage a consommé 100 Tas Tres petit de Piment frais, cette quantité semble anormale pour une consommation des 7 derniers jours.Prière de corriger ou de confirmer avec le QG. Incohérence!! Dans ce ménage, chaque individus consomme par jour 86.37469 Kg  de cereale; Prière de revoir les quantités prises de ces produits. Incohérence!! Dans ce ménage, chaque individus consomme par jour 86.37469 Kg  de cereale; Prière de revoir les quantités prises de ces produits. Le prix d'achat unitaire (1500 Fcfa) de Farine de maïs en Kg de taille taille unique semble élevé, prière de regarder les reponses prises dans les questions s07bq07a s07bq07b s07bq07c s07bq08 pour mieux corriger. Le prix d'achat unitaire (1 Fcfa) de Sel en Sachets de taille Moyen  est invraisemblable, prière de regarder les reponses prises dans les questions s07bq07a s07bq07b s07bq07c s07bq08 pour mieux corriger. Le prix d'achat unitaire (1600 Fcfa) de Autres pâtes alimentaires en Kg de taille taille unique semble élevé, prière de regarder les reponses prises dans les questions s07bq07a s07bq07b s07bq07c s07bq08 pour mieux corriger.</w:t>
       </w:r>
     </w:p>
     <w:p>
@@ -7247,27 +7210,6 @@
           <w:sz w:val="20"/>
         </w:rPr>
         <w:t>- Avertissement!! Le ménage (vit en milieu urbain) se débarrasse de ses ordures ménagères soit par le Dépotoir sauvage, brûle et enterre, prière de corriger ou confirmer avec le QG.  Le moyen que le ménage utilise pour se débarrasser des excréments hors de la concession est ferme et ouvre un autre et semble exister dans les modalités, prière de prendre attache avec le QG pour plus d'explication afin de la classer bien.  Le principal mode d'évacuation des eaux usées du ménage est ferme et ouvre un autre et semble exister dans les modalités, prière de prendre attache avec le QG pour plus d'explication afin de la classer bien.</w:t>
-      </w:r>
-    </w:p>
-    <w:p>
-      <w:r>
-        <w:rPr>
-          <w:b/>
-          <w:color w:val="4672C4"/>
-          <w:sz w:val="22"/>
-        </w:rPr>
-        <w:t>&gt;&gt; Section12 - Actifs du menage</w:t>
-      </w:r>
-    </w:p>
-    <w:p>
-      <w:pPr>
-        <w:ind w:left="283"/>
-      </w:pPr>
-      <w:r>
-        <w:rPr>
-          <w:sz w:val="20"/>
-        </w:rPr>
-        <w:t>- Attention ! Réchaud (plaque) à gaz ou électrique a été achété à 6000 Fcfa est relativement faible par rapport aux autres prix d'achat observés dans cette zone. Prière de corriger ou de confirmer avec le QG.</w:t>
       </w:r>
     </w:p>
     <w:p>
@@ -7624,7 +7566,7 @@
         <w:rPr>
           <w:sz w:val="20"/>
         </w:rPr>
-        <w:t>- Prière de renseigner toutes les informations du ménage dans la section 0 avant d'entamer les autres informations. Vous avez declaré que le questionnaire est complètement fini mais le questionnaire est en statut partiel, prière de mettre le questionnaire en statut complet s'il est fini.</w:t>
+        <w:t>- Prière de renseigner toutes les informations du ménage dans la section 0 avant d'entamer les autres informations.</w:t>
       </w:r>
     </w:p>
     <w:p>
@@ -7859,7 +7801,7 @@
         <w:rPr>
           <w:sz w:val="20"/>
         </w:rPr>
-        <w:t>- Attention ! Le prix unitaire d'achat (2400 Fcfa) de Lait en poudre en Kg (taille unique) est relativement faible par rapport aux autres prix observés dans cette zone. Prière de corriger ou de confirmer avec le QG. Attention ! Le prix unitaire d'achat (50 Fcfa) de Gombo en poudre en Sachets (Petit) est relativement faible par rapport aux autres prix observés dans cette zone. Prière de corriger ou de confirmer avec le QG. Avertissement!!! Le ménage a consommé 10 Paquet Petit de Thé en sachet, cette quantité semble anormale pour une consommation des 7 derniers jours.Prière de corriger ou de confirmer avec le QG. Avertissement!! le prix unitaire (100 Fcfa) de Thé en sachet (unité: Paquet) de taille Petit est très faible ou élevé. Prière de corriger ou de confirmer avec le QG. Avertissement!!! Le ménage a consommé 10 Pièce Petit de Caramel, bonbons, confiseries, etc., cette quantité semble anormale pour une consommation des 7 derniers jours.Prière de corriger ou de confirmer avec le QG. Incohérence!! Dans ce ménage, chaque individus consomme par jour 23.76698 Kg  de cereale; Prière de revoir les quantités prises de ces produits. Incohérence!! Dans ce ménage, chaque individus consomme par jour 23.76698 Kg  de cereale; Prière de revoir les quantités prises de ces produits.</w:t>
+        <w:t>- Attention ! Le prix unitaire d'achat (150 Fcfa) de Autre légumes frais n.d.a. en Pièce (Petit) est relativement élevé par rapport aux autres prix observés dans cette zone. Prière de corriger ou de confirmer avec le QG. Attention ! Le prix unitaire d'achat (2400 Fcfa) de Lait en poudre en Kg (taille unique) est relativement faible par rapport aux autres prix observés dans cette zone. Prière de corriger ou de confirmer avec le QG. Attention ! Le prix unitaire d'achat (50 Fcfa) de Gombo en poudre en Sachets (Petit) est relativement faible par rapport aux autres prix observés dans cette zone. Prière de corriger ou de confirmer avec le QG. Attention ! Le prix unitaire d'achat (75 Fcfa) de Concentré de tomate en Sachets industriel (Petit) est relativement faible par rapport aux autres prix observés dans cette zone. Prière de corriger ou de confirmer avec le QG. Attention ! Soupçons de quantité anormale! Le ménage de BOUBACAR TOURE avec une taille de 9 personnes a consommé 4 Sachets industriel en Petit de Concentré de tomate qui est relativement élevé comme consommation par rapport à la condition de vie des autres ménages de même taille dans cette zone. Prière de corriger ou de confirmer avec le QG. Avertissement!!! Le ménage a consommé 10 Paquet Petit de Thé en sachet, cette quantité semble anormale pour une consommation des 7 derniers jours.Prière de corriger ou de confirmer avec le QG. Avertissement!! le prix unitaire (100 Fcfa) de Thé en sachet (unité: Paquet) de taille Petit est très faible ou élevé. Prière de corriger ou de confirmer avec le QG. Avertissement!!! Le ménage a consommé 10 Pièce Petit de Caramel, bonbons, confiseries, etc., cette quantité semble anormale pour une consommation des 7 derniers jours.Prière de corriger ou de confirmer avec le QG. Incohérence!! Dans ce ménage, chaque individus consomme par jour 42.3473 Kg  de cereale; Prière de revoir les quantités prises de ces produits. Incohérence!! Dans ce ménage, chaque individus consomme par jour 42.3473 Kg  de cereale; Prière de revoir les quantités prises de ces produits.</w:t>
       </w:r>
     </w:p>
     <w:p>
@@ -7880,15 +7822,9 @@
         <w:rPr>
           <w:sz w:val="20"/>
         </w:rPr>
-        <w:t xml:space="preserve">- La main d'oeuvre familiale pour FATOUMATA TOURE ayant travaillé dans cette entreprise marchandises aucours des 12 derniers mois n'est pas renseigner. Prière de reneigner toutes les informations qui lui concerne. La main d'oeuvre sariale de FATOUMATA TOURE ayant travaillé dans cette entreprise marchandises aucours des 30 derniers jours n'est pas renseigner. Prière de reneigner toutes les informations qui lui concerne. </w:t>
+        <w:t xml:space="preserve">- Les informations sur ces entrepises non agricole manquent, prière de les renseigner. Le montant obtenus sur les services rendus par l'entreprise ##N/A## au cours des 30 derniers jours ou durant le dernier mois où l'entreprise a fonctionné n'a pas été renseigné, prière de mettre de 0 si l'entreprise n'a pas rendu de service. Prière de renseigner les montants dans les champs (s10q46 s10q47 s10q48 s10q49 s10q50 s10q51 s10q52 s10q53 s10q54 s10q55 s10q56 s10q57), mettre 0 si l'entreprise ##N/A## n'a pas effectué des dépenses ou faire des reventes des marchandises ou des produits ou rendre de service.Cette entreprise ##N/A## dit avoir obtenu une valeur sur les marchandises vendu en etat, les marchandises vendu après transformation et les services rendus. Prière de corriger. Cette entreprise ##N/A## dit avoir obtenu une valeur sur les marchandises vendu en etat et les marchandises vendu après transformation. La main d'oeuvre familiale pour MOUSSA BALDE ayant travaillé dans cette entreprise ##N/A## aucours des 12 derniers mois n'est pas renseigner. Prière de reneigner toutes les informations qui lui concerne. La main d'oeuvre sariale de MOUSSA BALDE ayant travaillé dans cette entreprise ##N/A## aucours des 30 derniers jours n'est pas renseigner. Prière de reneigner toutes les informations qui lui concerne. </w:t>
         <w:br/>
-        <w:t xml:space="preserve">- La main d'oeuvre familiale pour MOUSSA BALDE ayant travaillé dans cette entreprise Il vend de la viande aucours des 12 derniers mois n'est pas renseigner. Prière de reneigner toutes les informations qui lui concerne. La main d'oeuvre sariale de MOUSSA BALDE ayant travaillé dans cette entreprise Il vend de la viande aucours des 30 derniers jours n'est pas renseigner. Prière de reneigner toutes les informations qui lui concerne. </w:t>
-        <w:br/>
-        <w:t>- Le montant obtenus sur les services rendus par l'entreprise elle vend a manger au cours des 30 derniers jours ou durant le dernier mois où l'entreprise a fonctionné n'a pas été renseigné, prière de mettre de 0 si l'entreprise n'a pas rendu de service. Prière de renseigner les montants dans les champs (s10q46 s10q47 s10q48 s10q49 s10q50 s10q51 s10q52 s10q53 s10q54 s10q55 s10q56 s10q57), mettre 0 si l'entreprise elle vend a manger n'a pas effectué des dépenses ou faire des reventes des marchandises ou des produits ou rendre de service.</w:t>
-        <w:br/>
-        <w:t xml:space="preserve">- Les informations sur ces entrepises non agricole manquent, prière de les renseigner. Le montant obtenus sur les services rendus par l'entreprise ##N/A## au cours des 30 derniers jours ou durant le dernier mois où l'entreprise a fonctionné n'a pas été renseigné, prière de mettre de 0 si l'entreprise n'a pas rendu de service. Prière de renseigner les montants dans les champs (s10q46 s10q47 s10q48 s10q49 s10q50 s10q51 s10q52 s10q53 s10q54 s10q55 s10q56 s10q57), mettre 0 si l'entreprise ##N/A## n'a pas effectué des dépenses ou faire des reventes des marchandises ou des produits ou rendre de service.Cette entreprise ##N/A## dit avoir obtenu une valeur sur les marchandises vendu en etat, les marchandises vendu après transformation et les services rendus. Prière de corriger. Cette entreprise ##N/A## dit avoir obtenu une valeur sur les marchandises vendu en etat et les marchandises vendu après transformation. La main d'oeuvre familiale pour COUMBA DIALLO ayant travaillé dans cette entreprise ##N/A## aucours des 12 derniers mois n'est pas renseigner. Prière de reneigner toutes les informations qui lui concerne. La main d'oeuvre sariale de COUMBA DIALLO ayant travaillé dans cette entreprise ##N/A## aucours des 30 derniers jours n'est pas renseigner. Prière de reneigner toutes les informations qui lui concerne. </w:t>
-        <w:br/>
-        <w:t>- Les informations sur ces entrepises non agricole manquent, prière de les renseigner. Le montant obtenus sur les services rendus par l'entreprise ##N/A## au cours des 30 derniers jours ou durant le dernier mois où l'entreprise a fonctionné n'a pas été renseigné, prière de mettre de 0 si l'entreprise n'a pas rendu de service. Prière de renseigner les montants dans les champs (s10q46 s10q47 s10q48 s10q49 s10q50 s10q51 s10q52 s10q53 s10q54 s10q55 s10q56 s10q57), mettre 0 si l'entreprise ##N/A## n'a pas effectué des dépenses ou faire des reventes des marchandises ou des produits ou rendre de service.Cette entreprise ##N/A## dit avoir obtenu une valeur sur les marchandises vendu en etat, les marchandises vendu après transformation et les services rendus. Prière de corriger. Cette entreprise ##N/A## dit avoir obtenu une valeur sur les marchandises vendu en etat et les marchandises vendu après transformation. La main d'oeuvre familiale pour DIAMY DIALLO ayant travaillé dans cette entreprise ##N/A## aucours des 12 derniers mois n'est pas renseigner. Prière de reneigner toutes les informations qui lui concerne. La main d'oeuvre sariale de DIAMY DIALLO ayant travaillé dans cette entreprise ##N/A## aucours des 30 derniers jours n'est pas renseigner. Prière de reneigner toutes les informations qui lui concerne.</w:t>
+        <w:t>- Les informations sur ces entrepises non agricole manquent, prière de les renseigner. Le montant obtenus sur les services rendus par l'entreprise ##N/A## au cours des 30 derniers jours ou durant le dernier mois où l'entreprise a fonctionné n'a pas été renseigné, prière de mettre de 0 si l'entreprise n'a pas rendu de service. Prière de renseigner les montants dans les champs (s10q46 s10q47 s10q48 s10q49 s10q50 s10q51 s10q52 s10q53 s10q54 s10q55 s10q56 s10q57), mettre 0 si l'entreprise ##N/A## n'a pas effectué des dépenses ou faire des reventes des marchandises ou des produits ou rendre de service.Cette entreprise ##N/A## dit avoir obtenu une valeur sur les marchandises vendu en etat, les marchandises vendu après transformation et les services rendus. Prière de corriger. Cette entreprise ##N/A## dit avoir obtenu une valeur sur les marchandises vendu en etat et les marchandises vendu après transformation. La main d'oeuvre familiale pour THOMAS BENDIA ayant travaillé dans cette entreprise ##N/A## aucours des 12 derniers mois n'est pas renseigner. Prière de reneigner toutes les informations qui lui concerne. La main d'oeuvre sariale de THOMAS BENDIA ayant travaillé dans cette entreprise ##N/A## aucours des 30 derniers jours n'est pas renseigner. Prière de reneigner toutes les informations qui lui concerne.</w:t>
       </w:r>
     </w:p>
     <w:p>
@@ -7930,7 +7866,7 @@
         <w:rPr>
           <w:sz w:val="20"/>
         </w:rPr>
-        <w:t>- Avertissement!! La question s12q04 n'a pas été renseigner pour l'article: Fer à repasser à charbon, prière de renseigner.</w:t>
+        <w:t>- Attention ! Antenne parabolique / décodeur a été achété à 27000 Fcfa est relativement élevé par rapport aux autres prix d'achat observés dans cette zone. Prière de corriger ou de confirmer avec le QG.</w:t>
       </w:r>
     </w:p>
     <w:p>
@@ -7982,7 +7918,7 @@
           <w:color w:val="4672C4"/>
           <w:sz w:val="22"/>
         </w:rPr>
-        <w:t>&gt;&gt; Section14 - Chocs</w:t>
+        <w:t>&gt;&gt; Section16a - Champs et parcelles</w:t>
       </w:r>
     </w:p>
     <w:p>
@@ -7993,49 +7929,7 @@
         <w:rPr>
           <w:sz w:val="20"/>
         </w:rPr>
-        <w:t>- Avertissement!! Le ménage n'a été négativement affecté par aucun des problèmes donnés dans la section 14. Confirmez vous cette information avec le QG?</w:t>
-      </w:r>
-    </w:p>
-    <w:p>
-      <w:r>
-        <w:rPr>
-          <w:b/>
-          <w:color w:val="4672C4"/>
-          <w:sz w:val="22"/>
-        </w:rPr>
-        <w:t>&gt;&gt; Section15 - Filets sociaux</w:t>
-      </w:r>
-    </w:p>
-    <w:p>
-      <w:pPr>
-        <w:ind w:left="283"/>
-      </w:pPr>
-      <w:r>
-        <w:rPr>
-          <w:sz w:val="20"/>
-        </w:rPr>
-        <w:t>- Avertissement!! Aucun membre dans ce ménage n'a entendu parler d'aucun programme de la section 15, prière de confirmer ce cas avec le QG.</w:t>
-      </w:r>
-    </w:p>
-    <w:p>
-      <w:r>
-        <w:rPr>
-          <w:b/>
-          <w:color w:val="4672C4"/>
-          <w:sz w:val="22"/>
-        </w:rPr>
-        <w:t>&gt;&gt; Section16a - Champs et parcelles</w:t>
-      </w:r>
-    </w:p>
-    <w:p>
-      <w:pPr>
-        <w:ind w:left="283"/>
-      </w:pPr>
-      <w:r>
-        <w:rPr>
-          <w:sz w:val="20"/>
-        </w:rPr>
-        <w:t>- Nous constatons que la question qui porte sur la mésure du champs de la parcelle parcelle Maïs n'a pas été renseigné, la collecte était-il encours ou s'agit-il de quoi ? prière de verifier et corriger. Le document légal (titre, acte, certificat etc. ) qui affirme votre possession de la parcelle parcelle Maïs est  et semble exister dans les modalités, prière de prendre attache avec le QG pour plus d'explication afin de la classer bien.</w:t>
+        <w:t>- La parcelle parcelle Maïs n'a pas été mésurée pour des raisons comme qu'elle est trop petite, GPS en panne et que le Ménage indisponible. Nous vous rappelons que ces raisons ne passent pas pour la non mesure des parcelles prière de les mésurer. Le salaire d'un homme de 15ans et plus ayant travaillé sur la parcelle parcelle Maïs par jours au moment de la période de préparation du sol (labour) et des semis est de 20000 FCFA qui semble faible ou  élevé, prière de corriger. Le document légal (titre, acte, certificat etc. ) qui affirme votre possession de la parcelle parcelle Maïs est  et semble exister dans les modalités, prière de prendre attache avec le QG pour plus d'explication afin de la classer bien.</w:t>
       </w:r>
     </w:p>
     <w:p>
